--- a/ultralytics/cfg/models/26-RGBT/2026-08-16/COI_paper_draft.docx
+++ b/ultralytics/cfg/models/26-RGBT/2026-08-16/COI_paper_draft.docx
@@ -30,7 +30,7 @@
     </w:p>
     <w:p>
       <w:r>
-        <w:t>We reproduce COI (Conv-One-Identity) from HVPNet inside our large-scale RGB-T fusion benchmark. On FLIR (150 ep) COI reaches mAP50-95 = 0.5216 — within 0.005 of the accuracy ceiling — yet with the lowest compute (108.96G) among the top three, making it the best efficiency-accuracy trade-off of the reproduced baselines.</w:t>
+        <w:t>We reproduce COI (Conv-One-Identity) from HVPNet inside our large-scale RGB-T fusion benchmark. On FLIR (150 ep) COI reaches mAP50-95 = 0.5216 — within 0.005 of the accuracy ceiling — yet with the lowest compute (108.96 GFLOPs) among the top three, making it the best efficiency-accuracy trade-off of the reproduced baselines.</w:t>
       </w:r>
     </w:p>
     <w:p>
@@ -38,12 +38,12 @@
         <w:pStyle w:val="Heading1"/>
       </w:pPr>
       <w:r>
-        <w:t>1. Mechanism</w:t>
+        <w:t>1. Module Design</w:t>
       </w:r>
     </w:p>
     <w:p>
       <w:r>
-        <w:t>COI sums three parallel paths: an identity+BN shortcut, a depthwise convolution (channel-independent), and a 1x1 convolution (cross-channel combination), followed by GELU. It is an extremely lightweight residual primitive that can replace ordinary Conv.</w:t>
+        <w:t>COI sums three parallel paths: (i) an identity+BN shortcut, (ii) a depthwise convolution that keeps channels independent, and (iii) a 1x1 convolution for cross-channel combination. The three outputs are added and passed through GELU. It is an extremely lightweight residual primitive that can replace an ordinary convolution anywhere in the network.</w:t>
       </w:r>
     </w:p>
     <w:p>
@@ -51,7 +51,20 @@
         <w:pStyle w:val="Heading1"/>
       </w:pPr>
       <w:r>
-        <w:t>2. Experimental Results (FLIR, yolo26s, 150 ep, imgsz640, RGBT-4ch)</w:t>
+        <w:t>2. Why It Scores High in RGB-T</w:t>
+      </w:r>
+    </w:p>
+    <w:p>
+      <w:r>
+        <w:t>The triple-path design enriches feature transformation at minimal parameter cost: the depthwise path preserves spatial detail per channel while the 1x1 path mixes channels, and the identity path guarantees gradient flow. This lets COI approach transformer-level accuracy without heavy modules.</w:t>
+      </w:r>
+    </w:p>
+    <w:p>
+      <w:pPr>
+        <w:pStyle w:val="Heading1"/>
+      </w:pPr>
+      <w:r>
+        <w:t>3. Experimental Results (FLIR, yolo26s, 150 ep, imgsz 640, RGBT-4ch)</w:t>
       </w:r>
     </w:p>
     <w:tbl>
@@ -202,12 +215,25 @@
         <w:pStyle w:val="Heading1"/>
       </w:pPr>
       <w:r>
-        <w:t>3. Role in This Work</w:t>
+        <w:t>4. Analysis</w:t>
       </w:r>
     </w:p>
     <w:p>
       <w:r>
-        <w:t>COI (HVPNet) is the efficiency-optimal member of the high-score reproduced trio and helps define the accuracy-compute Pareto frontier that our DCAF module targets.</w:t>
+        <w:t>COI is the efficiency-optimal member of the high-score reproduced trio: it is within 0.5 mAP50-95 points of DWR while requiring ~31% less compute and running ~50% faster. It demonstrates that a carefully designed lightweight primitive can nearly match heavy multi-scale modules.</w:t>
+      </w:r>
+    </w:p>
+    <w:p>
+      <w:pPr>
+        <w:pStyle w:val="Heading1"/>
+      </w:pPr>
+      <w:r>
+        <w:t>5. Role in This Work</w:t>
+      </w:r>
+    </w:p>
+    <w:p>
+      <w:r>
+        <w:t>COI (HVPNet) helps define the accuracy-compute Pareto frontier that our DCAF module targets from the efficient side.</w:t>
       </w:r>
     </w:p>
     <w:p>
